--- a/resources/Aaron_BermanResume1.docx
+++ b/resources/Aaron_BermanResume1.docx
@@ -47,7 +47,7 @@
           <w:sz w:val="23"/>
           <w:szCs w:val="23"/>
         </w:rPr>
-        <w:t>Norfolk, VA 23502</w:t>
+        <w:t>Chesapeake, VA</w:t>
       </w:r>
       <w:r>
         <w:rPr>
@@ -187,7 +187,7 @@
           <w:sz w:val="23"/>
           <w:szCs w:val="23"/>
         </w:rPr>
-        <w:t>Security Specialist | Systems Administrator | Security Consultant</w:t>
+        <w:t>Streaming Support Engineer | Security Specialist | Systems Administrator</w:t>
       </w:r>
     </w:p>
     <w:p>
@@ -351,7 +351,7 @@
           <w:sz w:val="23"/>
           <w:szCs w:val="23"/>
         </w:rPr>
-        <w:t>Software | Systems Security</w:t>
+        <w:t>Software | Tools: Git, Docker, Docker Compose, MySQL, Apache, Bootstrap, Grafana, Splunk, Observe, Jira, Jira Service Management (JSM), Confluence, Slack, Microsoft Teams, AWS Systems Manager (SSM), Kiro (AI), Office 365, SharePoint, course authoring tools</w:t>
       </w:r>
     </w:p>
     <w:p>
@@ -758,7 +758,7 @@
           <w:sz w:val="23"/>
           <w:szCs w:val="23"/>
         </w:rPr>
-        <w:t xml:space="preserve">Bachelor of Science, Computer Science; </w:t>
+        <w:t>Bachelor of Science, Computer Science (Cybersecurity minor), Cum Laude; Old Dominion University — 2020</w:t>
       </w:r>
       <w:r>
         <w:rPr>
@@ -767,7 +767,6 @@
           <w:sz w:val="23"/>
           <w:szCs w:val="23"/>
         </w:rPr>
-        <w:t>Old Dominion University – 2020</w:t>
       </w:r>
     </w:p>
     <w:p>
@@ -1089,7 +1088,7 @@
           <w:sz w:val="23"/>
           <w:szCs w:val="23"/>
         </w:rPr>
-        <w:t xml:space="preserve">Programming: </w:t>
+        <w:t>Programming: C++, Python, Java, HTML, CSS, JavaScript, TypeScript, PHP, Bash, Regex</w:t>
       </w:r>
       <w:r>
         <w:rPr>
@@ -1097,7 +1096,6 @@
           <w:sz w:val="23"/>
           <w:szCs w:val="23"/>
         </w:rPr>
-        <w:t>C++, Python, Jav</w:t>
       </w:r>
       <w:r>
         <w:rPr>
@@ -1105,7 +1103,6 @@
           <w:sz w:val="23"/>
           <w:szCs w:val="23"/>
         </w:rPr>
-        <w:t>a</w:t>
       </w:r>
       <w:r>
         <w:rPr>
@@ -1113,7 +1110,6 @@
           <w:sz w:val="23"/>
           <w:szCs w:val="23"/>
         </w:rPr>
-        <w:t>, HTML, CSS</w:t>
       </w:r>
     </w:p>
     <w:p>
@@ -1134,7 +1130,7 @@
           <w:sz w:val="23"/>
           <w:szCs w:val="23"/>
         </w:rPr>
-        <w:t>Operating</w:t>
+        <w:t>Operating Systems: Linux, Unix, macOS, Windows 10/11</w:t>
       </w:r>
       <w:r>
         <w:rPr>
@@ -1142,7 +1138,6 @@
           <w:sz w:val="23"/>
           <w:szCs w:val="23"/>
         </w:rPr>
-        <w:t xml:space="preserve"> </w:t>
       </w:r>
       <w:r>
         <w:rPr>
@@ -1151,7 +1146,6 @@
           <w:sz w:val="23"/>
           <w:szCs w:val="23"/>
         </w:rPr>
-        <w:t>Systems</w:t>
       </w:r>
       <w:r>
         <w:rPr>
@@ -1159,7 +1153,6 @@
           <w:sz w:val="23"/>
           <w:szCs w:val="23"/>
         </w:rPr>
-        <w:t>:</w:t>
       </w:r>
       <w:r>
         <w:rPr>
@@ -1167,7 +1160,6 @@
           <w:sz w:val="23"/>
           <w:szCs w:val="23"/>
         </w:rPr>
-        <w:t xml:space="preserve"> </w:t>
       </w:r>
       <w:r>
         <w:rPr>
@@ -1175,7 +1167,6 @@
           <w:sz w:val="23"/>
           <w:szCs w:val="23"/>
         </w:rPr>
-        <w:t>Linux, Mac, Windows Server 2008, Windows XP</w:t>
       </w:r>
     </w:p>
     <w:p>
@@ -1196,7 +1187,7 @@
           <w:sz w:val="23"/>
           <w:szCs w:val="23"/>
         </w:rPr>
-        <w:t>Software</w:t>
+        <w:t>Software | Tools: Git, Docker, Docker Compose, MySQL, Apache, Bootstrap, Grafana, Splunk, Observe, Jira, Jira Service Management (JSM), Confluence, Slack, Microsoft Teams, AWS Systems Manager (SSM), Kiro (AI), Office 365, SharePoint, course authoring tools</w:t>
       </w:r>
       <w:r>
         <w:rPr>
@@ -1205,7 +1196,6 @@
           <w:sz w:val="23"/>
           <w:szCs w:val="23"/>
         </w:rPr>
-        <w:t xml:space="preserve"> | Database</w:t>
       </w:r>
       <w:r>
         <w:rPr>
@@ -1213,7 +1203,6 @@
           <w:sz w:val="23"/>
           <w:szCs w:val="23"/>
         </w:rPr>
-        <w:t>: Microsoft Office 365, SharePoint, Google Docs</w:t>
       </w:r>
       <w:r>
         <w:rPr>
@@ -1221,7 +1210,6 @@
           <w:sz w:val="23"/>
           <w:szCs w:val="23"/>
         </w:rPr>
-        <w:t xml:space="preserve">, </w:t>
       </w:r>
       <w:r>
         <w:rPr>
@@ -1229,7 +1217,6 @@
           <w:sz w:val="23"/>
           <w:szCs w:val="23"/>
         </w:rPr>
-        <w:t>Git, MySQL, Docker</w:t>
       </w:r>
       <w:r>
         <w:rPr>
@@ -1237,7 +1224,6 @@
           <w:sz w:val="23"/>
           <w:szCs w:val="23"/>
         </w:rPr>
-        <w:t>,</w:t>
       </w:r>
       <w:r>
         <w:rPr>
@@ -1245,7 +1231,6 @@
           <w:sz w:val="23"/>
           <w:szCs w:val="23"/>
         </w:rPr>
-        <w:t xml:space="preserve"> and Docker Compose</w:t>
       </w:r>
     </w:p>
     <w:p>
@@ -1282,338 +1267,263 @@
       </w:r>
     </w:p>
     <w:p>
-      <w:pPr>
-        <w:jc w:val="center"/>
-        <w:rPr>
-          <w:rFonts w:ascii="Garamond" w:hAnsi="Garamond" w:cs="Big Caslon Medium"/>
-          <w:b/>
-          <w:sz w:val="23"/>
-          <w:szCs w:val="23"/>
-        </w:rPr>
-      </w:pPr>
-    </w:p>
-    <w:p>
-      <w:pPr>
-        <w:rPr>
-          <w:rFonts w:ascii="Garamond" w:eastAsia="Calibri" w:hAnsi="Garamond" w:cs="Big Caslon Medium"/>
-          <w:b/>
-          <w:bCs/>
-          <w:kern w:val="0"/>
-          <w:sz w:val="23"/>
-          <w:szCs w:val="23"/>
-        </w:rPr>
-      </w:pPr>
-      <w:r>
-        <w:rPr>
-          <w:rFonts w:ascii="Garamond" w:eastAsia="Calibri" w:hAnsi="Garamond" w:cs="Big Caslon Medium"/>
-          <w:b/>
-          <w:bCs/>
-          <w:kern w:val="0"/>
-          <w:sz w:val="23"/>
-          <w:szCs w:val="23"/>
-        </w:rPr>
-        <w:t>TE Connectivity – Hampton, VA</w:t>
-      </w:r>
-      <w:r>
-        <w:rPr>
-          <w:rFonts w:ascii="Garamond" w:eastAsia="Calibri" w:hAnsi="Garamond" w:cs="Big Caslon Medium"/>
-          <w:b/>
-          <w:bCs/>
-          <w:kern w:val="0"/>
-          <w:sz w:val="23"/>
-          <w:szCs w:val="23"/>
-        </w:rPr>
+      <w:pPr/>
+    </w:p>
+    <w:p>
+      <w:pPr/>
+      <w:r>
+        <w:t>Uplynk (formerly Edgio)</w:t>
         <w:tab/>
-      </w:r>
-      <w:r>
-        <w:rPr>
-          <w:rFonts w:ascii="Garamond" w:eastAsia="Calibri" w:hAnsi="Garamond" w:cs="Big Caslon Medium"/>
-          <w:b/>
-          <w:bCs/>
-          <w:kern w:val="0"/>
-          <w:sz w:val="23"/>
-          <w:szCs w:val="23"/>
-        </w:rPr>
         <w:tab/>
-      </w:r>
-      <w:r>
-        <w:rPr>
-          <w:rFonts w:ascii="Garamond" w:eastAsia="Calibri" w:hAnsi="Garamond" w:cs="Big Caslon Medium"/>
-          <w:b/>
-          <w:bCs/>
-          <w:kern w:val="0"/>
-          <w:sz w:val="23"/>
-          <w:szCs w:val="23"/>
-        </w:rPr>
         <w:tab/>
-      </w:r>
-      <w:r>
-        <w:rPr>
-          <w:rFonts w:ascii="Garamond" w:eastAsia="Calibri" w:hAnsi="Garamond" w:cs="Big Caslon Medium"/>
-          <w:b/>
-          <w:bCs/>
-          <w:kern w:val="0"/>
-          <w:sz w:val="23"/>
-          <w:szCs w:val="23"/>
-        </w:rPr>
         <w:tab/>
-      </w:r>
-      <w:r>
-        <w:rPr>
-          <w:rFonts w:ascii="Garamond" w:eastAsia="Calibri" w:hAnsi="Garamond" w:cs="Big Caslon Medium"/>
-          <w:b/>
-          <w:bCs/>
-          <w:kern w:val="0"/>
-          <w:sz w:val="23"/>
-          <w:szCs w:val="23"/>
-        </w:rPr>
         <w:tab/>
-      </w:r>
-      <w:r>
-        <w:rPr>
-          <w:rFonts w:ascii="Garamond" w:eastAsia="Calibri" w:hAnsi="Garamond" w:cs="Big Caslon Medium"/>
-          <w:b/>
-          <w:bCs/>
-          <w:kern w:val="0"/>
-          <w:sz w:val="23"/>
-          <w:szCs w:val="23"/>
-        </w:rPr>
         <w:tab/>
-      </w:r>
-      <w:r>
-        <w:rPr>
-          <w:rFonts w:ascii="Garamond" w:eastAsia="Calibri" w:hAnsi="Garamond" w:cs="Big Caslon Medium"/>
-          <w:b/>
-          <w:bCs/>
-          <w:kern w:val="0"/>
-          <w:sz w:val="23"/>
-          <w:szCs w:val="23"/>
-        </w:rPr>
+        <w:t>September 12, 2023 – Present</w:t>
+      </w:r>
+    </w:p>
+    <w:p>
+      <w:pPr/>
+      <w:r>
+        <w:t>Streaming Support Engineer</w:t>
+      </w:r>
+    </w:p>
+    <w:p>
+      <w:pPr>
+        <w:pStyle w:val="ListParagraph"/>
+      </w:pPr>
+      <w:r>
+        <w:t>Provide technical support for a cloud-based live and VOD streaming platform, troubleshooting playback, ingest, and delivery issues through to root cause</w:t>
+      </w:r>
+    </w:p>
+    <w:p>
+      <w:pPr>
+        <w:pStyle w:val="ListParagraph"/>
+      </w:pPr>
+      <w:r>
+        <w:t>Led triage and customer communications for 25+ high-priority incidents, partnering with developers to diagnose issues and keep stakeholders informed</w:t>
+      </w:r>
+    </w:p>
+    <w:p/>
+    <w:p>
+      <w:pPr>
+        <w:pStyle w:val="ListParagraph"/>
+      </w:pPr>
+      <w:r>
+        <w:t>Author and proofread Official Incident Reports (OIRs) and Root Cause Analyses (RCAs) for major incidents</w:t>
+      </w:r>
+    </w:p>
+    <w:p>
+      <w:pPr>
+        <w:pStyle w:val="ListParagraph"/>
+      </w:pPr>
+      <w:r>
+        <w:t>Created and presented 10+ Technical Knowledge Shares (TKS) to improve team troubleshooting and operational readiness</w:t>
+      </w:r>
+    </w:p>
+    <w:p>
+      <w:pPr>
+        <w:pStyle w:val="ListParagraph"/>
+      </w:pPr>
+      <w:r>
+        <w:t>Use observability and monitoring tools including Grafana, Splunk, Observe, and Jira Service Management (JSM) to investigate incidents and system health</w:t>
+      </w:r>
+    </w:p>
+    <w:p>
+      <w:pPr>
+        <w:pStyle w:val="ListParagraph"/>
+      </w:pPr>
+      <w:r>
+        <w:t>Automate and accelerate troubleshooting with Python scripting, regular expressions, and AI-assisted analysis in Kiro</w:t>
+      </w:r>
+    </w:p>
+    <w:p>
+      <w:pPr>
+        <w:pStyle w:val="ListParagraph"/>
+      </w:pPr>
+      <w:r>
+        <w:t>Access and administer production systems via macOS/Unix environments and AWS Systems Manager (SSM) remote login</w:t>
+      </w:r>
+    </w:p>
+    <w:p>
+      <w:pPr>
+        <w:pStyle w:val="ListParagraph"/>
+      </w:pPr>
+      <w:r>
+        <w:t>Coordinate incident response and knowledge sharing across Slack, Microsoft Teams, Jira, and Confluence</w:t>
+      </w:r>
+    </w:p>
+    <w:p/>
+    <w:p>
+      <w:pPr/>
+      <w:r>
+        <w:t>Northrop Grumman — Joint Knowledge Online (JKO)</w:t>
         <w:tab/>
-      </w:r>
-      <w:r>
-        <w:rPr>
-          <w:rFonts w:ascii="Garamond" w:eastAsia="Calibri" w:hAnsi="Garamond" w:cs="Big Caslon Medium"/>
-          <w:b/>
-          <w:bCs/>
-          <w:kern w:val="0"/>
-          <w:sz w:val="23"/>
-          <w:szCs w:val="23"/>
-        </w:rPr>
         <w:tab/>
-      </w:r>
-      <w:r>
-        <w:rPr>
-          <w:rFonts w:ascii="Garamond" w:eastAsia="Calibri" w:hAnsi="Garamond" w:cs="Big Caslon Medium"/>
-          <w:b/>
-          <w:bCs/>
-          <w:kern w:val="0"/>
-          <w:sz w:val="23"/>
-          <w:szCs w:val="23"/>
-        </w:rPr>
         <w:tab/>
-        <w:t xml:space="preserve">      2006 – 2018</w:t>
-      </w:r>
-    </w:p>
-    <w:p>
-      <w:pPr>
-        <w:rPr>
-          <w:rFonts w:ascii="Garamond" w:eastAsia="Calibri" w:hAnsi="Garamond" w:cs="Big Caslon Medium"/>
-          <w:b/>
-          <w:bCs/>
-          <w:kern w:val="0"/>
-          <w:sz w:val="23"/>
-          <w:szCs w:val="23"/>
-        </w:rPr>
-      </w:pPr>
-      <w:r>
-        <w:rPr>
-          <w:rFonts w:ascii="Garamond" w:eastAsia="Calibri" w:hAnsi="Garamond" w:cs="Big Caslon Medium"/>
-          <w:b/>
-          <w:bCs/>
-          <w:kern w:val="0"/>
-          <w:sz w:val="23"/>
-          <w:szCs w:val="23"/>
-        </w:rPr>
+        <w:t>October 2022 – September 12, 2023</w:t>
+      </w:r>
+    </w:p>
+    <w:p>
+      <w:pPr/>
+      <w:r>
+        <w:t>Programmer Analyst</w:t>
+      </w:r>
+    </w:p>
+    <w:p>
+      <w:pPr>
+        <w:pStyle w:val="ListParagraph"/>
+      </w:pPr>
+      <w:r>
+        <w:t>Supported Joint Knowledge Online (JKO) learning content as a Programmer Analyst, troubleshooting course defects and delivery issues</w:t>
+      </w:r>
+    </w:p>
+    <w:p>
+      <w:pPr>
+        <w:pStyle w:val="ListParagraph"/>
+      </w:pPr>
+      <w:r>
+        <w:t>Updated and maintained interactive training courses using HTML, CSS, JavaScript, TypeScript, and course authoring software</w:t>
+      </w:r>
+    </w:p>
+    <w:p>
+      <w:pPr>
+        <w:pStyle w:val="ListParagraph"/>
+      </w:pPr>
+      <w:r>
+        <w:t>Reviewed courses for functionality, content quality, and technical readiness prior to release</w:t>
+      </w:r>
+    </w:p>
+    <w:p>
+      <w:pPr>
+        <w:pStyle w:val="ListParagraph"/>
+      </w:pPr>
+      <w:r>
+        <w:t>Diagnosed front-end and course-player issues to improve learner experience on the JKO platform</w:t>
+      </w:r>
+    </w:p>
+    <w:p>
+      <w:pPr/>
+    </w:p>
+    <w:p>
+      <w:pPr/>
+      <w:r>
+        <w:t>TE Connectivity — Hampton, VA</w:t>
+        <w:tab/>
+        <w:tab/>
+        <w:tab/>
+        <w:tab/>
+        <w:tab/>
+        <w:tab/>
+        <w:t>2006 – 2018</w:t>
+      </w:r>
+    </w:p>
+    <w:p>
+      <w:pPr/>
+      <w:r>
         <w:t>Assembler IV</w:t>
       </w:r>
     </w:p>
     <w:p>
       <w:pPr>
         <w:pStyle w:val="ListParagraph"/>
-        <w:numPr>
-          <w:ilvl w:val="0"/>
-          <w:numId w:val="40"/>
-        </w:numPr>
-        <w:jc w:val="both"/>
-        <w:rPr>
-          <w:rFonts w:ascii="Garamond" w:eastAsia="Calibri" w:hAnsi="Garamond" w:cs="Big Caslon Medium"/>
-          <w:kern w:val="0"/>
-          <w:sz w:val="23"/>
-          <w:szCs w:val="23"/>
-        </w:rPr>
-      </w:pPr>
-      <w:r>
-        <w:rPr>
-          <w:rFonts w:ascii="Garamond" w:eastAsia="Calibri" w:hAnsi="Garamond" w:cs="Big Caslon Medium"/>
-          <w:kern w:val="0"/>
-          <w:sz w:val="23"/>
-          <w:szCs w:val="23"/>
-        </w:rPr>
-        <w:t xml:space="preserve">Performed advanced troubleshooting techniques down to </w:t>
-      </w:r>
-      <w:r>
-        <w:rPr>
-          <w:rFonts w:ascii="Garamond" w:eastAsia="Calibri" w:hAnsi="Garamond" w:cs="Big Caslon Medium"/>
-          <w:kern w:val="0"/>
-          <w:sz w:val="23"/>
-          <w:szCs w:val="23"/>
-        </w:rPr>
-        <w:t xml:space="preserve">the </w:t>
-      </w:r>
-      <w:r>
-        <w:rPr>
-          <w:rFonts w:ascii="Garamond" w:eastAsia="Calibri" w:hAnsi="Garamond" w:cs="Big Caslon Medium"/>
-          <w:kern w:val="0"/>
-          <w:sz w:val="23"/>
-          <w:szCs w:val="23"/>
-        </w:rPr>
-        <w:t>component level on microelectronic devices; used schematics, technical drawings, and applied logical knowledge in the repair of ten types of air pressure scanners</w:t>
+      </w:pPr>
+      <w:r>
+        <w:t>Performed advanced troubleshooting techniques down to the component level on microelectronic devices; used schematics, technical drawings, and applied logical knowledge in the repair of ten types of air pressure scanners</w:t>
       </w:r>
     </w:p>
     <w:p>
       <w:pPr>
         <w:pStyle w:val="ListParagraph"/>
-        <w:numPr>
-          <w:ilvl w:val="0"/>
-          <w:numId w:val="40"/>
-        </w:numPr>
-        <w:jc w:val="both"/>
-        <w:rPr>
-          <w:rFonts w:ascii="Garamond" w:eastAsia="Calibri" w:hAnsi="Garamond" w:cs="Big Caslon Medium"/>
-          <w:kern w:val="0"/>
-          <w:sz w:val="23"/>
-          <w:szCs w:val="23"/>
-        </w:rPr>
-      </w:pPr>
-      <w:r>
-        <w:rPr>
-          <w:rFonts w:ascii="Garamond" w:eastAsia="Calibri" w:hAnsi="Garamond" w:cs="Big Caslon Medium"/>
-          <w:kern w:val="0"/>
-          <w:sz w:val="23"/>
-          <w:szCs w:val="23"/>
-        </w:rPr>
+      </w:pPr>
+      <w:r>
         <w:t>Applied functional knowledge to the repair of pneumatic leaks daily; maintained test equipment for use in troubleshooting customers equipment</w:t>
       </w:r>
     </w:p>
     <w:p>
       <w:pPr>
         <w:pStyle w:val="ListParagraph"/>
-        <w:numPr>
-          <w:ilvl w:val="0"/>
-          <w:numId w:val="40"/>
-        </w:numPr>
-        <w:jc w:val="both"/>
-        <w:rPr>
-          <w:rFonts w:ascii="Garamond" w:eastAsia="Calibri" w:hAnsi="Garamond" w:cs="Big Caslon Medium"/>
-          <w:kern w:val="0"/>
-          <w:sz w:val="23"/>
-          <w:szCs w:val="23"/>
-        </w:rPr>
-      </w:pPr>
-      <w:r>
-        <w:rPr>
-          <w:rFonts w:ascii="Garamond" w:eastAsia="Calibri" w:hAnsi="Garamond" w:cs="Big Caslon Medium"/>
-          <w:kern w:val="0"/>
-          <w:sz w:val="23"/>
-          <w:szCs w:val="23"/>
-        </w:rPr>
+      </w:pPr>
+      <w:r>
         <w:t>Performed calibration and accuracy testing on pressure sensors ranging from -12 to 750 pounds per square inch; tested air pressure sensors using proprietary software</w:t>
       </w:r>
     </w:p>
     <w:p>
       <w:pPr>
         <w:pStyle w:val="ListParagraph"/>
-        <w:numPr>
-          <w:ilvl w:val="0"/>
-          <w:numId w:val="40"/>
-        </w:numPr>
-        <w:jc w:val="both"/>
-        <w:rPr>
-          <w:rFonts w:ascii="Garamond" w:eastAsia="Calibri" w:hAnsi="Garamond" w:cs="Big Caslon Medium"/>
-          <w:kern w:val="0"/>
-          <w:sz w:val="23"/>
-          <w:szCs w:val="23"/>
-        </w:rPr>
-      </w:pPr>
-      <w:r>
-        <w:rPr>
-          <w:rFonts w:ascii="Garamond" w:eastAsia="Calibri" w:hAnsi="Garamond" w:cs="Big Caslon Medium"/>
-          <w:kern w:val="0"/>
-          <w:sz w:val="23"/>
-          <w:szCs w:val="23"/>
-        </w:rPr>
-        <w:t>Wrote progra</w:t>
-      </w:r>
-      <w:r>
-        <w:rPr>
-          <w:rFonts w:ascii="Garamond" w:eastAsia="Calibri" w:hAnsi="Garamond" w:cs="Big Caslon Medium"/>
-          <w:kern w:val="0"/>
-          <w:sz w:val="23"/>
-          <w:szCs w:val="23"/>
-        </w:rPr>
-        <w:t>m</w:t>
-      </w:r>
-      <w:r>
-        <w:rPr>
-          <w:rFonts w:ascii="Garamond" w:eastAsia="Calibri" w:hAnsi="Garamond" w:cs="Big Caslon Medium"/>
-          <w:kern w:val="0"/>
-          <w:sz w:val="23"/>
-          <w:szCs w:val="23"/>
-        </w:rPr>
-        <w:t>ming modules for use in testing repaired equipment, to help simulate real</w:t>
-      </w:r>
-      <w:r>
-        <w:rPr>
-          <w:rFonts w:ascii="Garamond" w:eastAsia="Calibri" w:hAnsi="Garamond" w:cs="Big Caslon Medium"/>
-          <w:kern w:val="0"/>
-          <w:sz w:val="23"/>
-          <w:szCs w:val="23"/>
-        </w:rPr>
-        <w:t>-</w:t>
-      </w:r>
-      <w:r>
-        <w:rPr>
-          <w:rFonts w:ascii="Garamond" w:eastAsia="Calibri" w:hAnsi="Garamond" w:cs="Big Caslon Medium"/>
-          <w:kern w:val="0"/>
-          <w:sz w:val="23"/>
-          <w:szCs w:val="23"/>
-        </w:rPr>
-        <w:t>world environments, for quality assurance and customer confidence</w:t>
+      </w:pPr>
+      <w:r>
+        <w:t>Wrote programming modules for use in testing repaired equipment, to help simulate real-world environments, for quality assurance and customer confidence</w:t>
       </w:r>
     </w:p>
     <w:p>
       <w:pPr>
         <w:pStyle w:val="ListParagraph"/>
-        <w:numPr>
-          <w:ilvl w:val="0"/>
-          <w:numId w:val="40"/>
-        </w:numPr>
-        <w:jc w:val="both"/>
-        <w:rPr>
-          <w:rFonts w:ascii="Garamond" w:hAnsi="Garamond"/>
-          <w:sz w:val="23"/>
-          <w:szCs w:val="23"/>
-        </w:rPr>
-      </w:pPr>
-      <w:r>
-        <w:rPr>
-          <w:rFonts w:ascii="Garamond" w:eastAsia="Calibri" w:hAnsi="Garamond" w:cs="Big Caslon Medium"/>
-          <w:kern w:val="0"/>
-          <w:sz w:val="23"/>
-          <w:szCs w:val="23"/>
-        </w:rPr>
+      </w:pPr>
+      <w:r>
         <w:t>Documented failures, both with pictures and data, of newly built sensors for review by applications engineering, quality assurance, and systems engineering</w:t>
+      </w:r>
+    </w:p>
+    <w:p>
+      <w:pPr/>
+    </w:p>
+    <w:p>
+      <w:pPr/>
+      <w:r>
+        <w:t>U.S. Marine Corps — Cherry Point, NC</w:t>
+        <w:tab/>
+        <w:tab/>
+        <w:tab/>
+        <w:tab/>
+        <w:tab/>
+        <w:tab/>
+        <w:t>2001 – 2006</w:t>
+      </w:r>
+    </w:p>
+    <w:p>
+      <w:pPr/>
+      <w:r>
+        <w:t>Aviation Radar Repair — E4 Corporal</w:t>
+      </w:r>
+    </w:p>
+    <w:p>
+      <w:pPr>
+        <w:pStyle w:val="ListParagraph"/>
+      </w:pPr>
+      <w:r>
+        <w:t>Supervised teams of 5 to 8 members in the training and maintenance of 2 mobile radar systems</w:t>
+      </w:r>
+    </w:p>
+    <w:p>
+      <w:pPr>
+        <w:pStyle w:val="ListParagraph"/>
+      </w:pPr>
+      <w:r>
+        <w:t>Maintained optimal functionality of electronic systems under demanding conditions, including support of Operation Iraqi Freedom</w:t>
+      </w:r>
+    </w:p>
+    <w:p>
+      <w:pPr>
+        <w:pStyle w:val="ListParagraph"/>
+      </w:pPr>
+      <w:r>
+        <w:t>Performed component-level technical maintenance on sensitive electronic equipment and subsystems</w:t>
+      </w:r>
+    </w:p>
+    <w:p>
+      <w:pPr>
+        <w:pStyle w:val="ListParagraph"/>
+      </w:pPr>
+      <w:r>
+        <w:t>Utilized schematic references to troubleshoot electronic, pneumatic, and mechanical failures</w:t>
+      </w:r>
+    </w:p>
+    <w:p>
+      <w:pPr>
+        <w:pStyle w:val="ListParagraph"/>
+      </w:pPr>
+      <w:r>
+        <w:t>Earned two meritorious promotions; received Certificate of Commendation and Meritorious Mast</w:t>
       </w:r>
     </w:p>
     <w:sectPr>

--- a/resources/Aaron_BermanResume1.docx
+++ b/resources/Aaron_BermanResume1.docx
@@ -187,7 +187,7 @@
           <w:sz w:val="23"/>
           <w:szCs w:val="23"/>
         </w:rPr>
-        <w:t>Streaming Support Engineer | Security Specialist | Systems Administrator</w:t>
+        <w:t>Streaming Support Engineer | Programmer Analyst | Systems Support</w:t>
       </w:r>
     </w:p>
     <w:p>
@@ -225,7 +225,7 @@
           <w:sz w:val="23"/>
           <w:szCs w:val="23"/>
         </w:rPr>
-        <w:t xml:space="preserve">Cyber Security Analyst and Military Veteran leveraging knowledge and experience ensuring appropriate security controls are in place that will safeguard digital files and vital electronic infrastructure. </w:t>
+        <w:t>Streaming Support Engineer with hands-on experience supporting live and VOD video platforms, high-severity incident triage, log analysis, and root cause documentation. Prior Programmer Analyst work on HTML/CSS/JavaScript/TypeScript e-learning systems. Technical skills include Python, Bash, regex, Splunk, Grafana, Observe, Jira Service Management (JSM), AWS Systems Manager (SSM), Docker, Git, Linux, Unix, and macOS. B.S. Computer Science with Cybersecurity minor, Cum Laude; U.S. Marine Corps veteran.</w:t>
       </w:r>
       <w:r>
         <w:rPr>
@@ -236,7 +236,6 @@
           <w:sz w:val="23"/>
           <w:szCs w:val="23"/>
         </w:rPr>
-        <w:t>Adept</w:t>
       </w:r>
       <w:r>
         <w:rPr>
@@ -244,7 +243,6 @@
           <w:sz w:val="23"/>
           <w:szCs w:val="23"/>
         </w:rPr>
-        <w:t xml:space="preserve"> at </w:t>
       </w:r>
       <w:r>
         <w:rPr>
@@ -255,7 +253,6 @@
           <w:sz w:val="23"/>
           <w:szCs w:val="23"/>
         </w:rPr>
-        <w:t>diagnosing and resolving system hardware, software, connectivity, and security issues with a deep understanding of disaster recovery to implement backup procedures and techniques.</w:t>
       </w:r>
       <w:r>
         <w:rPr>
@@ -266,7 +263,6 @@
           <w:sz w:val="23"/>
           <w:szCs w:val="23"/>
         </w:rPr>
-        <w:t xml:space="preserve"> Hands-on experience researching, developing</w:t>
       </w:r>
       <w:r>
         <w:rPr>
@@ -277,7 +273,6 @@
           <w:sz w:val="23"/>
           <w:szCs w:val="23"/>
         </w:rPr>
-        <w:t>,</w:t>
       </w:r>
       <w:r>
         <w:rPr>
@@ -288,7 +283,6 @@
           <w:sz w:val="23"/>
           <w:szCs w:val="23"/>
         </w:rPr>
-        <w:t xml:space="preserve"> and implementing testing methods and procedures. Possess a comprehensive background in data security, continuous integration, and organizational strategy. Career supported by a Bachelor of Science in Computer Science with a concentration in Cyber Security.</w:t>
       </w:r>
     </w:p>
     <w:p>
@@ -301,374 +295,6 @@
           <w:sz w:val="23"/>
           <w:szCs w:val="23"/>
         </w:rPr>
-      </w:pPr>
-    </w:p>
-    <w:p>
-      <w:pPr>
-        <w:pStyle w:val="ListParagraph"/>
-        <w:numPr>
-          <w:ilvl w:val="0"/>
-          <w:numId w:val="6"/>
-        </w:numPr>
-        <w:autoSpaceDE w:val="0"/>
-        <w:autoSpaceDN w:val="0"/>
-        <w:ind w:left="360"/>
-        <w:jc w:val="both"/>
-        <w:rPr>
-          <w:rFonts w:ascii="Garamond" w:hAnsi="Garamond" w:cs="Big Caslon Medium"/>
-          <w:sz w:val="23"/>
-          <w:szCs w:val="23"/>
-        </w:rPr>
-        <w:sectPr>
-          <w:type w:val="continuous"/>
-          <w:pgSz w:w="12240" w:h="15840"/>
-          <w:pgMar w:top="720" w:right="720" w:bottom="288" w:left="720" w:header="720" w:footer="720" w:gutter="0"/>
-          <w:cols w:space="720"/>
-          <w:docGrid w:linePitch="360"/>
-        </w:sectPr>
-      </w:pPr>
-    </w:p>
-    <w:p>
-      <w:pPr>
-        <w:pStyle w:val="ListParagraph"/>
-        <w:numPr>
-          <w:ilvl w:val="0"/>
-          <w:numId w:val="6"/>
-        </w:numPr>
-        <w:autoSpaceDE w:val="0"/>
-        <w:autoSpaceDN w:val="0"/>
-        <w:ind w:left="810" w:right="-840"/>
-        <w:jc w:val="both"/>
-        <w:rPr>
-          <w:rFonts w:ascii="Garamond" w:hAnsi="Garamond" w:cs="Big Caslon Medium"/>
-          <w:sz w:val="23"/>
-          <w:szCs w:val="23"/>
-        </w:rPr>
-      </w:pPr>
-      <w:r>
-        <w:rPr>
-          <w:rFonts w:ascii="Garamond" w:hAnsi="Garamond" w:cs="Big Caslon Medium"/>
-          <w:sz w:val="23"/>
-          <w:szCs w:val="23"/>
-        </w:rPr>
-        <w:t>Software | Tools: Git, Docker, Docker Compose, MySQL, Apache, Bootstrap, Grafana, Splunk, Observe, Jira, Jira Service Management (JSM), Confluence, Slack, Microsoft Teams, AWS Systems Manager (SSM), Kiro (AI), Office 365, SharePoint, course authoring tools</w:t>
-      </w:r>
-    </w:p>
-    <w:p>
-      <w:pPr>
-        <w:pStyle w:val="ListParagraph"/>
-        <w:numPr>
-          <w:ilvl w:val="0"/>
-          <w:numId w:val="6"/>
-        </w:numPr>
-        <w:autoSpaceDE w:val="0"/>
-        <w:autoSpaceDN w:val="0"/>
-        <w:ind w:left="810" w:right="-840"/>
-        <w:jc w:val="both"/>
-        <w:rPr>
-          <w:rFonts w:ascii="Garamond" w:hAnsi="Garamond" w:cs="Big Caslon Medium"/>
-          <w:sz w:val="23"/>
-          <w:szCs w:val="23"/>
-        </w:rPr>
-      </w:pPr>
-      <w:r>
-        <w:rPr>
-          <w:rFonts w:ascii="Garamond" w:hAnsi="Garamond" w:cs="Big Caslon Medium"/>
-          <w:sz w:val="23"/>
-          <w:szCs w:val="23"/>
-        </w:rPr>
-        <w:t>Information Assurance</w:t>
-      </w:r>
-    </w:p>
-    <w:p>
-      <w:pPr>
-        <w:pStyle w:val="ListParagraph"/>
-        <w:numPr>
-          <w:ilvl w:val="0"/>
-          <w:numId w:val="6"/>
-        </w:numPr>
-        <w:autoSpaceDE w:val="0"/>
-        <w:autoSpaceDN w:val="0"/>
-        <w:ind w:left="810" w:right="-840"/>
-        <w:jc w:val="both"/>
-        <w:rPr>
-          <w:rFonts w:ascii="Garamond" w:hAnsi="Garamond" w:cs="Big Caslon Medium"/>
-          <w:sz w:val="23"/>
-          <w:szCs w:val="23"/>
-        </w:rPr>
-      </w:pPr>
-      <w:r>
-        <w:rPr>
-          <w:rFonts w:ascii="Garamond" w:hAnsi="Garamond" w:cs="Big Caslon Medium"/>
-          <w:sz w:val="23"/>
-          <w:szCs w:val="23"/>
-        </w:rPr>
-        <w:t>Threats | Vulnerabilities</w:t>
-      </w:r>
-    </w:p>
-    <w:p>
-      <w:pPr>
-        <w:pStyle w:val="ListParagraph"/>
-        <w:autoSpaceDE w:val="0"/>
-        <w:autoSpaceDN w:val="0"/>
-        <w:jc w:val="both"/>
-        <w:rPr>
-          <w:rFonts w:ascii="Garamond" w:hAnsi="Garamond" w:cs="Big Caslon Medium"/>
-          <w:sz w:val="23"/>
-          <w:szCs w:val="23"/>
-        </w:rPr>
-      </w:pPr>
-    </w:p>
-    <w:p>
-      <w:pPr>
-        <w:pStyle w:val="ListParagraph"/>
-        <w:numPr>
-          <w:ilvl w:val="0"/>
-          <w:numId w:val="6"/>
-        </w:numPr>
-        <w:autoSpaceDE w:val="0"/>
-        <w:autoSpaceDN w:val="0"/>
-        <w:ind w:left="360" w:right="-210"/>
-        <w:jc w:val="both"/>
-        <w:rPr>
-          <w:rFonts w:ascii="Garamond" w:hAnsi="Garamond" w:cs="Big Caslon Medium"/>
-          <w:sz w:val="23"/>
-          <w:szCs w:val="23"/>
-        </w:rPr>
-      </w:pPr>
-      <w:r>
-        <w:rPr>
-          <w:rFonts w:ascii="Garamond" w:hAnsi="Garamond" w:cs="Big Caslon Medium"/>
-          <w:sz w:val="23"/>
-          <w:szCs w:val="23"/>
-        </w:rPr>
-        <w:t>Programming Methodol</w:t>
-      </w:r>
-      <w:r>
-        <w:rPr>
-          <w:rFonts w:ascii="Garamond" w:hAnsi="Garamond" w:cs="Big Caslon Medium"/>
-          <w:sz w:val="23"/>
-          <w:szCs w:val="23"/>
-        </w:rPr>
-        <w:t>o</w:t>
-      </w:r>
-      <w:r>
-        <w:rPr>
-          <w:rFonts w:ascii="Garamond" w:hAnsi="Garamond" w:cs="Big Caslon Medium"/>
-          <w:sz w:val="23"/>
-          <w:szCs w:val="23"/>
-        </w:rPr>
-        <w:t>gies</w:t>
-      </w:r>
-    </w:p>
-    <w:p>
-      <w:pPr>
-        <w:pStyle w:val="ListParagraph"/>
-        <w:numPr>
-          <w:ilvl w:val="0"/>
-          <w:numId w:val="6"/>
-        </w:numPr>
-        <w:autoSpaceDE w:val="0"/>
-        <w:autoSpaceDN w:val="0"/>
-        <w:ind w:left="360" w:right="-120"/>
-        <w:jc w:val="both"/>
-        <w:rPr>
-          <w:rFonts w:ascii="Garamond" w:hAnsi="Garamond" w:cs="Big Caslon Medium"/>
-          <w:sz w:val="23"/>
-          <w:szCs w:val="23"/>
-        </w:rPr>
-      </w:pPr>
-      <w:r>
-        <w:rPr>
-          <w:rFonts w:ascii="Garamond" w:hAnsi="Garamond" w:cs="Big Caslon Medium"/>
-          <w:sz w:val="23"/>
-          <w:szCs w:val="23"/>
-        </w:rPr>
-        <w:t>Risk Management</w:t>
-      </w:r>
-      <w:r>
-        <w:rPr>
-          <w:rFonts w:ascii="Garamond" w:hAnsi="Garamond" w:cs="Big Caslon Medium"/>
-          <w:sz w:val="23"/>
-          <w:szCs w:val="23"/>
-        </w:rPr>
-        <w:t xml:space="preserve"> </w:t>
-      </w:r>
-    </w:p>
-    <w:p>
-      <w:pPr>
-        <w:pStyle w:val="ListParagraph"/>
-        <w:numPr>
-          <w:ilvl w:val="0"/>
-          <w:numId w:val="6"/>
-        </w:numPr>
-        <w:autoSpaceDE w:val="0"/>
-        <w:autoSpaceDN w:val="0"/>
-        <w:ind w:left="360" w:right="-120"/>
-        <w:jc w:val="both"/>
-        <w:rPr>
-          <w:rFonts w:ascii="Garamond" w:hAnsi="Garamond" w:cs="Big Caslon Medium"/>
-          <w:sz w:val="23"/>
-          <w:szCs w:val="23"/>
-        </w:rPr>
-      </w:pPr>
-      <w:r>
-        <w:rPr>
-          <w:rFonts w:ascii="Garamond" w:hAnsi="Garamond" w:cs="Big Caslon Medium"/>
-          <w:sz w:val="23"/>
-          <w:szCs w:val="23"/>
-        </w:rPr>
-        <w:t xml:space="preserve">Communications Security </w:t>
-      </w:r>
-      <w:r>
-        <w:rPr>
-          <w:rFonts w:ascii="Garamond" w:hAnsi="Garamond" w:cs="Big Caslon Medium"/>
-          <w:sz w:val="23"/>
-          <w:szCs w:val="23"/>
-        </w:rPr>
-        <w:t xml:space="preserve"> </w:t>
-      </w:r>
-    </w:p>
-    <w:p>
-      <w:pPr>
-        <w:pStyle w:val="ListParagraph"/>
-        <w:autoSpaceDE w:val="0"/>
-        <w:autoSpaceDN w:val="0"/>
-        <w:jc w:val="both"/>
-        <w:rPr>
-          <w:rFonts w:ascii="Garamond" w:hAnsi="Garamond" w:cs="Big Caslon Medium"/>
-          <w:sz w:val="23"/>
-          <w:szCs w:val="23"/>
-        </w:rPr>
-      </w:pPr>
-    </w:p>
-    <w:p>
-      <w:pPr>
-        <w:pStyle w:val="ListParagraph"/>
-        <w:numPr>
-          <w:ilvl w:val="0"/>
-          <w:numId w:val="6"/>
-        </w:numPr>
-        <w:autoSpaceDE w:val="0"/>
-        <w:autoSpaceDN w:val="0"/>
-        <w:ind w:left="180"/>
-        <w:jc w:val="both"/>
-        <w:rPr>
-          <w:rFonts w:ascii="Garamond" w:hAnsi="Garamond" w:cs="Big Caslon Medium"/>
-          <w:sz w:val="23"/>
-          <w:szCs w:val="23"/>
-        </w:rPr>
-      </w:pPr>
-      <w:r>
-        <w:rPr>
-          <w:rFonts w:ascii="Garamond" w:hAnsi="Garamond" w:cs="Big Caslon Medium"/>
-          <w:sz w:val="23"/>
-          <w:szCs w:val="23"/>
-        </w:rPr>
-        <w:t>Access | Identity Manageme</w:t>
-      </w:r>
-      <w:r>
-        <w:rPr>
-          <w:rFonts w:ascii="Garamond" w:hAnsi="Garamond" w:cs="Big Caslon Medium"/>
-          <w:sz w:val="23"/>
-          <w:szCs w:val="23"/>
-        </w:rPr>
-        <w:t>n</w:t>
-      </w:r>
-      <w:r>
-        <w:rPr>
-          <w:rFonts w:ascii="Garamond" w:hAnsi="Garamond" w:cs="Big Caslon Medium"/>
-          <w:sz w:val="23"/>
-          <w:szCs w:val="23"/>
-        </w:rPr>
-        <w:t>t</w:t>
-      </w:r>
-    </w:p>
-    <w:p>
-      <w:pPr>
-        <w:pStyle w:val="ListParagraph"/>
-        <w:numPr>
-          <w:ilvl w:val="0"/>
-          <w:numId w:val="6"/>
-        </w:numPr>
-        <w:autoSpaceDE w:val="0"/>
-        <w:autoSpaceDN w:val="0"/>
-        <w:ind w:left="180"/>
-        <w:jc w:val="both"/>
-        <w:rPr>
-          <w:rFonts w:ascii="Garamond" w:hAnsi="Garamond" w:cs="Big Caslon Medium"/>
-          <w:sz w:val="23"/>
-          <w:szCs w:val="23"/>
-        </w:rPr>
-      </w:pPr>
-      <w:r>
-        <w:rPr>
-          <w:rFonts w:ascii="Garamond" w:hAnsi="Garamond" w:cs="Big Caslon Medium"/>
-          <w:sz w:val="23"/>
-          <w:szCs w:val="23"/>
-        </w:rPr>
-        <w:t>Network Security</w:t>
-      </w:r>
-      <w:r>
-        <w:rPr>
-          <w:rFonts w:ascii="Garamond" w:hAnsi="Garamond" w:cs="Big Caslon Medium"/>
-          <w:sz w:val="23"/>
-          <w:szCs w:val="23"/>
-        </w:rPr>
-        <w:t xml:space="preserve"> </w:t>
-      </w:r>
-    </w:p>
-    <w:p>
-      <w:pPr>
-        <w:pStyle w:val="ListParagraph"/>
-        <w:numPr>
-          <w:ilvl w:val="0"/>
-          <w:numId w:val="6"/>
-        </w:numPr>
-        <w:autoSpaceDE w:val="0"/>
-        <w:autoSpaceDN w:val="0"/>
-        <w:ind w:left="180"/>
-        <w:jc w:val="both"/>
-        <w:rPr>
-          <w:rFonts w:ascii="Garamond" w:hAnsi="Garamond" w:cs="Big Caslon Medium"/>
-          <w:sz w:val="23"/>
-          <w:szCs w:val="23"/>
-        </w:rPr>
-      </w:pPr>
-      <w:r>
-        <w:rPr>
-          <w:rFonts w:ascii="Garamond" w:hAnsi="Garamond" w:cs="Big Caslon Medium"/>
-          <w:sz w:val="23"/>
-          <w:szCs w:val="23"/>
-        </w:rPr>
-        <w:t>Design | Architecture</w:t>
-      </w:r>
-      <w:r>
-        <w:rPr>
-          <w:rFonts w:ascii="Garamond" w:hAnsi="Garamond" w:cs="Big Caslon Medium"/>
-          <w:sz w:val="23"/>
-          <w:szCs w:val="23"/>
-        </w:rPr>
-        <w:t xml:space="preserve"> </w:t>
-      </w:r>
-    </w:p>
-    <w:p>
-      <w:pPr>
-        <w:autoSpaceDE w:val="0"/>
-        <w:autoSpaceDN w:val="0"/>
-        <w:jc w:val="both"/>
-        <w:rPr>
-          <w:rFonts w:ascii="Garamond" w:hAnsi="Garamond" w:cs="Big Caslon Medium"/>
-          <w:sz w:val="23"/>
-          <w:szCs w:val="23"/>
-        </w:rPr>
-        <w:sectPr>
-          <w:type w:val="continuous"/>
-          <w:pgSz w:w="12240" w:h="15840"/>
-          <w:pgMar w:top="720" w:right="720" w:bottom="288" w:left="720" w:header="720" w:footer="720" w:gutter="0"/>
-          <w:cols w:num="3" w:space="720"/>
-          <w:docGrid w:linePitch="360"/>
-        </w:sectPr>
       </w:pPr>
     </w:p>
     <w:p>
@@ -758,7 +384,7 @@
           <w:sz w:val="23"/>
           <w:szCs w:val="23"/>
         </w:rPr>
-        <w:t>Bachelor of Science, Computer Science (Cybersecurity minor), Cum Laude; Old Dominion University — 2020</w:t>
+        <w:t>Bachelor of Science, Computer Science (Cybersecurity minor), Cum Laude; Old Dominion University - 2020</w:t>
       </w:r>
       <w:r>
         <w:rPr>
@@ -795,7 +421,7 @@
           <w:sz w:val="23"/>
           <w:szCs w:val="23"/>
         </w:rPr>
-        <w:t>Tidewater Community College – 2014</w:t>
+        <w:t>Tidewater Community College - 2014</w:t>
       </w:r>
     </w:p>
     <w:p>
@@ -1038,214 +664,50 @@
         <w:t>TECHNICAL COMPETENCIES</w:t>
       </w:r>
     </w:p>
-    <w:p>
-      <w:pPr>
-        <w:shd w:val="clear" w:color="auto" w:fill="FFFFFF"/>
-        <w:contextualSpacing/>
-        <w:jc w:val="center"/>
-        <w:rPr>
-          <w:rFonts w:ascii="Garamond" w:hAnsi="Garamond"/>
-          <w:b/>
-          <w:sz w:val="23"/>
-          <w:szCs w:val="23"/>
-        </w:rPr>
-      </w:pPr>
-    </w:p>
-    <w:p>
-      <w:pPr>
-        <w:shd w:val="clear" w:color="auto" w:fill="FFFFFF"/>
-        <w:contextualSpacing/>
-        <w:jc w:val="center"/>
-        <w:rPr>
-          <w:rFonts w:ascii="Garamond" w:hAnsi="Garamond"/>
-          <w:b/>
-          <w:sz w:val="23"/>
-          <w:szCs w:val="23"/>
-        </w:rPr>
-        <w:sectPr>
-          <w:type w:val="continuous"/>
-          <w:pgSz w:w="12240" w:h="15840"/>
-          <w:pgMar w:top="720" w:right="720" w:bottom="288" w:left="720" w:header="720" w:footer="720" w:gutter="0"/>
-          <w:cols w:space="720"/>
-          <w:titlePg/>
-          <w:docGrid w:linePitch="360"/>
-        </w:sectPr>
-      </w:pPr>
-    </w:p>
-    <w:p>
-      <w:pPr>
-        <w:jc w:val="center"/>
-        <w:rPr>
-          <w:rFonts w:ascii="Garamond" w:hAnsi="Garamond"/>
-          <w:sz w:val="23"/>
-          <w:szCs w:val="23"/>
-        </w:rPr>
-      </w:pPr>
-      <w:r>
-        <w:rPr>
-          <w:rFonts w:ascii="Garamond" w:hAnsi="Garamond"/>
-          <w:b/>
-          <w:sz w:val="23"/>
-          <w:szCs w:val="23"/>
-        </w:rPr>
-        <w:t>Programming: C++, Python, Java, HTML, CSS, JavaScript, TypeScript, PHP, Bash, Regex</w:t>
-      </w:r>
-      <w:r>
-        <w:rPr>
-          <w:rFonts w:ascii="Garamond" w:hAnsi="Garamond"/>
-          <w:sz w:val="23"/>
-          <w:szCs w:val="23"/>
-        </w:rPr>
-      </w:r>
-      <w:r>
-        <w:rPr>
-          <w:rFonts w:ascii="Garamond" w:hAnsi="Garamond"/>
-          <w:sz w:val="23"/>
-          <w:szCs w:val="23"/>
-        </w:rPr>
-      </w:r>
-      <w:r>
-        <w:rPr>
-          <w:rFonts w:ascii="Garamond" w:hAnsi="Garamond"/>
-          <w:sz w:val="23"/>
-          <w:szCs w:val="23"/>
-        </w:rPr>
-      </w:r>
-    </w:p>
-    <w:p>
-      <w:pPr>
-        <w:shd w:val="clear" w:color="auto" w:fill="FFFFFF"/>
-        <w:contextualSpacing/>
-        <w:jc w:val="center"/>
-        <w:rPr>
-          <w:rFonts w:ascii="Garamond" w:hAnsi="Garamond"/>
-          <w:sz w:val="23"/>
-          <w:szCs w:val="23"/>
-        </w:rPr>
-      </w:pPr>
-      <w:r>
-        <w:rPr>
-          <w:rFonts w:ascii="Garamond" w:hAnsi="Garamond"/>
-          <w:b/>
-          <w:sz w:val="23"/>
-          <w:szCs w:val="23"/>
-        </w:rPr>
-        <w:t>Operating Systems: Linux, Unix, macOS, Windows 10/11</w:t>
-      </w:r>
-      <w:r>
-        <w:rPr>
-          <w:rFonts w:ascii="Garamond" w:hAnsi="Garamond"/>
-          <w:sz w:val="23"/>
-          <w:szCs w:val="23"/>
-        </w:rPr>
-      </w:r>
-      <w:r>
-        <w:rPr>
-          <w:rFonts w:ascii="Garamond" w:hAnsi="Garamond"/>
-          <w:b/>
-          <w:sz w:val="23"/>
-          <w:szCs w:val="23"/>
-        </w:rPr>
-      </w:r>
-      <w:r>
-        <w:rPr>
-          <w:rFonts w:ascii="Garamond" w:hAnsi="Garamond"/>
-          <w:sz w:val="23"/>
-          <w:szCs w:val="23"/>
-        </w:rPr>
-      </w:r>
-      <w:r>
-        <w:rPr>
-          <w:rFonts w:ascii="Garamond" w:hAnsi="Garamond"/>
-          <w:sz w:val="23"/>
-          <w:szCs w:val="23"/>
-        </w:rPr>
-      </w:r>
-      <w:r>
-        <w:rPr>
-          <w:rFonts w:ascii="Garamond" w:hAnsi="Garamond"/>
-          <w:sz w:val="23"/>
-          <w:szCs w:val="23"/>
-        </w:rPr>
-      </w:r>
-    </w:p>
-    <w:p>
-      <w:pPr>
-        <w:shd w:val="clear" w:color="auto" w:fill="FFFFFF"/>
-        <w:contextualSpacing/>
-        <w:jc w:val="center"/>
-        <w:rPr>
-          <w:rFonts w:ascii="Garamond" w:hAnsi="Garamond"/>
-          <w:sz w:val="23"/>
-          <w:szCs w:val="23"/>
-        </w:rPr>
-      </w:pPr>
-      <w:r>
-        <w:rPr>
-          <w:rFonts w:ascii="Garamond" w:hAnsi="Garamond"/>
-          <w:b/>
-          <w:sz w:val="23"/>
-          <w:szCs w:val="23"/>
-        </w:rPr>
-        <w:t>Software | Tools: Git, Docker, Docker Compose, MySQL, Apache, Bootstrap, Grafana, Splunk, Observe, Jira, Jira Service Management (JSM), Confluence, Slack, Microsoft Teams, AWS Systems Manager (SSM), Kiro (AI), Office 365, SharePoint, course authoring tools</w:t>
-      </w:r>
-      <w:r>
-        <w:rPr>
-          <w:rFonts w:ascii="Garamond" w:hAnsi="Garamond"/>
-          <w:b/>
-          <w:sz w:val="23"/>
-          <w:szCs w:val="23"/>
-        </w:rPr>
-      </w:r>
-      <w:r>
-        <w:rPr>
-          <w:rFonts w:ascii="Garamond" w:hAnsi="Garamond"/>
-          <w:sz w:val="23"/>
-          <w:szCs w:val="23"/>
-        </w:rPr>
-      </w:r>
-      <w:r>
-        <w:rPr>
-          <w:rFonts w:ascii="Garamond" w:hAnsi="Garamond"/>
-          <w:sz w:val="23"/>
-          <w:szCs w:val="23"/>
-        </w:rPr>
-      </w:r>
-      <w:r>
-        <w:rPr>
-          <w:rFonts w:ascii="Garamond" w:hAnsi="Garamond"/>
-          <w:sz w:val="23"/>
-          <w:szCs w:val="23"/>
-        </w:rPr>
-      </w:r>
-      <w:r>
-        <w:rPr>
-          <w:rFonts w:ascii="Garamond" w:hAnsi="Garamond"/>
-          <w:sz w:val="23"/>
-          <w:szCs w:val="23"/>
-        </w:rPr>
-      </w:r>
-      <w:r>
-        <w:rPr>
-          <w:rFonts w:ascii="Garamond" w:hAnsi="Garamond"/>
-          <w:sz w:val="23"/>
-          <w:szCs w:val="23"/>
-        </w:rPr>
-      </w:r>
-    </w:p>
-    <w:p>
-      <w:pPr>
-        <w:shd w:val="clear" w:color="auto" w:fill="FFFFFF"/>
-        <w:contextualSpacing/>
-        <w:jc w:val="center"/>
-        <w:rPr>
-          <w:rFonts w:ascii="Garamond" w:hAnsi="Garamond"/>
-          <w:b/>
-          <w:sz w:val="23"/>
-          <w:szCs w:val="23"/>
-        </w:rPr>
-      </w:pPr>
-    </w:p>
+    <w:p/>
+    <w:p>
+      <w:pPr/>
+      <w:r>
+        <w:t>Programming: Python, JavaScript, TypeScript, HTML, CSS, Java, C++, PHP, Bash, Regex</w:t>
+      </w:r>
+    </w:p>
+    <w:p>
+      <w:pPr/>
+      <w:r>
+        <w:t>Streaming &amp; Incident Response: Live Streaming, VOD, Incident Management, Log Analysis, Observability</w:t>
+      </w:r>
+    </w:p>
+    <w:p>
+      <w:pPr/>
+      <w:r>
+        <w:t>Operating Systems: Linux, Unix, macOS, Windows 10/11, AWS Systems Manager (SSM)</w:t>
+      </w:r>
+    </w:p>
+    <w:p>
+      <w:pPr/>
+      <w:r>
+        <w:t>Observability &amp; Collaboration: Grafana, Splunk, Observe, Jira, Jira Service Management (JSM), Confluence, Slack, Microsoft Teams</w:t>
+      </w:r>
+    </w:p>
+    <w:p>
+      <w:pPr/>
+      <w:r>
+        <w:t>Software &amp; Tools: Git, Docker, Docker Compose, MySQL, Apache, Bootstrap, Kiro, Office 365, SharePoint, course authoring tools</w:t>
+      </w:r>
+    </w:p>
+    <w:p>
+      <w:pPr/>
+      <w:r>
+        <w:t>Security: Information Assurance, Network Security, Access Management, Risk Management</w:t>
+      </w:r>
+    </w:p>
+    <w:p>
+      <w:pPr/>
+      <w:r>
+        <w:t>Methods: Agile</w:t>
+      </w:r>
+    </w:p>
+    <w:p/>
     <w:p>
       <w:pPr>
         <w:jc w:val="center"/>
@@ -1279,7 +741,7 @@
         <w:tab/>
         <w:tab/>
         <w:tab/>
-        <w:t>September 12, 2023 – Present</w:t>
+        <w:t>September 12, 2023 - Present</w:t>
       </w:r>
     </w:p>
     <w:p>
@@ -1293,7 +755,7 @@
         <w:pStyle w:val="ListParagraph"/>
       </w:pPr>
       <w:r>
-        <w:t>Provide technical support for a cloud-based live and VOD streaming platform, troubleshooting playback, ingest, and delivery issues through to root cause</w:t>
+        <w:t>Support 25+ streaming customers, including 3 VIP accounts, with weekly/bi-weekly syncs for one VIP customer</w:t>
       </w:r>
     </w:p>
     <w:p>
@@ -1301,16 +763,15 @@
         <w:pStyle w:val="ListParagraph"/>
       </w:pPr>
       <w:r>
-        <w:t>Led triage and customer communications for 25+ high-priority incidents, partnering with developers to diagnose issues and keep stakeholders informed</w:t>
-      </w:r>
-    </w:p>
-    <w:p/>
+        <w:t>Built web-based and Android video players used for live and VOD troubleshooting across ingest, packaging, playback, and delivery</w:t>
+      </w:r>
+    </w:p>
     <w:p>
       <w:pPr>
         <w:pStyle w:val="ListParagraph"/>
       </w:pPr>
       <w:r>
-        <w:t>Author and proofread Official Incident Reports (OIRs) and Root Cause Analyses (RCAs) for major incidents</w:t>
+        <w:t>Triage and communicate status for 25+ high-priority incidents; escalate with development for code-level diagnosis and fix validation</w:t>
       </w:r>
     </w:p>
     <w:p>
@@ -1318,7 +779,7 @@
         <w:pStyle w:val="ListParagraph"/>
       </w:pPr>
       <w:r>
-        <w:t>Created and presented 10+ Technical Knowledge Shares (TKS) to improve team troubleshooting and operational readiness</w:t>
+        <w:t>Maintain Git-based customer configuration for 4+ accounts and keep API-driven Python troubleshooting scripts current</w:t>
       </w:r>
     </w:p>
     <w:p>
@@ -1326,7 +787,7 @@
         <w:pStyle w:val="ListParagraph"/>
       </w:pPr>
       <w:r>
-        <w:t>Use observability and monitoring tools including Grafana, Splunk, Observe, and Jira Service Management (JSM) to investigate incidents and system health</w:t>
+        <w:t>Cut mean time to mitigation (MTTM) and mean time to repair (MTTR) by more than 5%, and reduced average response time by at least 5 minutes</w:t>
       </w:r>
     </w:p>
     <w:p>
@@ -1334,7 +795,7 @@
         <w:pStyle w:val="ListParagraph"/>
       </w:pPr>
       <w:r>
-        <w:t>Automate and accelerate troubleshooting with Python scripting, regular expressions, and AI-assisted analysis in Kiro</w:t>
+        <w:t>Write and edit Official Incident Reports (OIRs) and Root Cause Analysis (RCA) documents for major service incidents</w:t>
       </w:r>
     </w:p>
     <w:p>
@@ -1342,7 +803,7 @@
         <w:pStyle w:val="ListParagraph"/>
       </w:pPr>
       <w:r>
-        <w:t>Access and administer production systems via macOS/Unix environments and AWS Systems Manager (SSM) remote login</w:t>
+        <w:t>Query and correlate telemetry in Grafana, Splunk, Observe, and Jira Service Management (JSM) during active incidents</w:t>
       </w:r>
     </w:p>
     <w:p>
@@ -1350,18 +811,17 @@
         <w:pStyle w:val="ListParagraph"/>
       </w:pPr>
       <w:r>
-        <w:t>Coordinate incident response and knowledge sharing across Slack, Microsoft Teams, Jira, and Confluence</w:t>
-      </w:r>
-    </w:p>
-    <w:p/>
+        <w:t>Access production systems with AWS Systems Manager (SSM) Session Manager from macOS and Unix shells; present 10+ Technical Knowledge Shares (TKS)</w:t>
+      </w:r>
+    </w:p>
     <w:p>
       <w:pPr/>
       <w:r>
-        <w:t>Northrop Grumman — Joint Knowledge Online (JKO)</w:t>
+        <w:t>Northrop Grumman - Joint Knowledge Online (JKO)</w:t>
         <w:tab/>
         <w:tab/>
         <w:tab/>
-        <w:t>October 2022 – September 12, 2023</w:t>
+        <w:t>October 2022 - September 12, 2023</w:t>
       </w:r>
     </w:p>
     <w:p>
@@ -1375,7 +835,7 @@
         <w:pStyle w:val="ListParagraph"/>
       </w:pPr>
       <w:r>
-        <w:t>Supported Joint Knowledge Online (JKO) learning content as a Programmer Analyst, troubleshooting course defects and delivery issues</w:t>
+        <w:t>Debug and repair Joint Knowledge Online (JKO) e-learning courses, including content defects and course-player failures</w:t>
       </w:r>
     </w:p>
     <w:p>
@@ -1383,7 +843,7 @@
         <w:pStyle w:val="ListParagraph"/>
       </w:pPr>
       <w:r>
-        <w:t>Updated and maintained interactive training courses using HTML, CSS, JavaScript, TypeScript, and course authoring software</w:t>
+        <w:t>Maintain interactive courseware with HTML, CSS, JavaScript, TypeScript, and course authoring tools</w:t>
       </w:r>
     </w:p>
     <w:p>
@@ -1391,7 +851,7 @@
         <w:pStyle w:val="ListParagraph"/>
       </w:pPr>
       <w:r>
-        <w:t>Reviewed courses for functionality, content quality, and technical readiness prior to release</w:t>
+        <w:t>Test courses for functional defects, browser/player compatibility, and release readiness before publish</w:t>
       </w:r>
     </w:p>
     <w:p>
@@ -1399,7 +859,7 @@
         <w:pStyle w:val="ListParagraph"/>
       </w:pPr>
       <w:r>
-        <w:t>Diagnosed front-end and course-player issues to improve learner experience on the JKO platform</w:t>
+        <w:t>Trace front-end errors in course packages and player behavior; document findings for content and engineering updates</w:t>
       </w:r>
     </w:p>
     <w:p>
@@ -1408,14 +868,14 @@
     <w:p>
       <w:pPr/>
       <w:r>
-        <w:t>TE Connectivity — Hampton, VA</w:t>
+        <w:t>TE Connectivity - Hampton, VA</w:t>
         <w:tab/>
         <w:tab/>
         <w:tab/>
         <w:tab/>
         <w:tab/>
         <w:tab/>
-        <w:t>2006 – 2018</w:t>
+        <w:t>2006 - 2018</w:t>
       </w:r>
     </w:p>
     <w:p>
@@ -1470,20 +930,20 @@
     <w:p>
       <w:pPr/>
       <w:r>
-        <w:t>U.S. Marine Corps — Cherry Point, NC</w:t>
+        <w:t>U.S. Marine Corps - Cherry Point, NC</w:t>
         <w:tab/>
         <w:tab/>
         <w:tab/>
         <w:tab/>
         <w:tab/>
         <w:tab/>
-        <w:t>2001 – 2006</w:t>
+        <w:t>2001 - 2006</w:t>
       </w:r>
     </w:p>
     <w:p>
       <w:pPr/>
       <w:r>
-        <w:t>Aviation Radar Repair — E4 Corporal</w:t>
+        <w:t>Aviation Radar Repair - E4 Corporal</w:t>
       </w:r>
     </w:p>
     <w:p>
@@ -1515,7 +975,7 @@
         <w:pStyle w:val="ListParagraph"/>
       </w:pPr>
       <w:r>
-        <w:t>Utilized schematic references to troubleshoot electronic, pneumatic, and mechanical failures</w:t>
+        <w:t>Used schematic references to troubleshoot electronic, pneumatic, and mechanical failures</w:t>
       </w:r>
     </w:p>
     <w:p>
